--- a/docs/external.docx
+++ b/docs/external.docx
@@ -1235,7 +1235,19 @@
           <w:rtl/>
           <w:lang w:bidi="ar-EG"/>
         </w:rPr>
-        <w:t xml:space="preserve">ظرف خاص آخر يُرجى التوضيح </w:t>
+        <w:t xml:space="preserve">ظرف خاص </w:t>
+      </w:r>
+      <w:bookmarkStart w:id="0" w:name="_GoBack"/>
+      <w:bookmarkEnd w:id="0"/>
+      <w:r>
+        <w:rPr>
+          <w:rFonts w:asciiTheme="majorBidi" w:hAnsiTheme="majorBidi" w:cstheme="majorBidi" w:hint="cs"/>
+          <w:b/>
+          <w:bCs/>
+          <w:rtl/>
+          <w:lang w:bidi="ar-EG"/>
+        </w:rPr>
+        <w:t xml:space="preserve">آخر يُرجى التوضيح </w:t>
       </w:r>
       <w:r>
         <w:rPr>
@@ -1322,7 +1334,6 @@
           <w:rFonts w:asciiTheme="majorBidi" w:hAnsiTheme="majorBidi" w:cstheme="majorBidi"/>
           <w:b/>
           <w:bCs/>
-          <w:u w:val="dotted"/>
           <w:lang w:bidi="ar-EG"/>
         </w:rPr>
       </w:pPr>
@@ -1331,7 +1342,6 @@
           <w:rFonts w:asciiTheme="majorBidi" w:hAnsiTheme="majorBidi" w:cstheme="majorBidi"/>
           <w:b/>
           <w:bCs/>
-          <w:u w:val="dotted"/>
           <w:lang w:bidi="ar-EG"/>
         </w:rPr>
         <w:t>{{ description }}</w:t>
@@ -1484,7 +1494,7 @@
               </wp:anchor>
             </w:drawing>
           </mc:Choice>
-          <mc:Fallback xmlns:w16sdtdh="http://schemas.microsoft.com/office/word/2020/wordml/sdtdatahash" xmlns:w16="http://schemas.microsoft.com/office/word/2018/wordml" xmlns:w16cid="http://schemas.microsoft.com/office/word/2016/wordml/cid" xmlns:w16cex="http://schemas.microsoft.com/office/word/2018/wordml/cex" xmlns:oel="http://schemas.microsoft.com/office/2019/extlst" xmlns:am3d="http://schemas.microsoft.com/office/drawing/2017/model3d" xmlns:aink="http://schemas.microsoft.com/office/drawing/2016/ink" xmlns:cx8="http://schemas.microsoft.com/office/drawing/2016/5/14/chartex" xmlns:cx7="http://schemas.microsoft.com/office/drawing/2016/5/13/chartex" xmlns:cx6="http://schemas.microsoft.com/office/drawing/2016/5/12/chartex" xmlns:cx5="http://schemas.microsoft.com/office/drawing/2016/5/11/chartex" xmlns:cx4="http://schemas.microsoft.com/office/drawing/2016/5/10/chartex" xmlns:cx3="http://schemas.microsoft.com/office/drawing/2016/5/9/chartex" xmlns:cx2="http://schemas.microsoft.com/office/drawing/2015/10/21/chartex" xmlns:cx1="http://schemas.microsoft.com/office/drawing/2015/9/8/chartex">
+          <mc:Fallback xmlns:cx1="http://schemas.microsoft.com/office/drawing/2015/9/8/chartex" xmlns:cx2="http://schemas.microsoft.com/office/drawing/2015/10/21/chartex" xmlns:cx3="http://schemas.microsoft.com/office/drawing/2016/5/9/chartex" xmlns:cx4="http://schemas.microsoft.com/office/drawing/2016/5/10/chartex" xmlns:cx5="http://schemas.microsoft.com/office/drawing/2016/5/11/chartex" xmlns:cx6="http://schemas.microsoft.com/office/drawing/2016/5/12/chartex" xmlns:cx7="http://schemas.microsoft.com/office/drawing/2016/5/13/chartex" xmlns:cx8="http://schemas.microsoft.com/office/drawing/2016/5/14/chartex" xmlns:aink="http://schemas.microsoft.com/office/drawing/2016/ink" xmlns:am3d="http://schemas.microsoft.com/office/drawing/2017/model3d" xmlns:oel="http://schemas.microsoft.com/office/2019/extlst" xmlns:w16cex="http://schemas.microsoft.com/office/word/2018/wordml/cex" xmlns:w16cid="http://schemas.microsoft.com/office/word/2016/wordml/cid" xmlns:w16="http://schemas.microsoft.com/office/word/2018/wordml" xmlns:w16sdtdh="http://schemas.microsoft.com/office/word/2020/wordml/sdtdatahash">
             <w:pict>
               <v:shapetype w14:anchorId="1C324F1C" id="_x0000_t202" coordsize="21600,21600" o:spt="202" path="m,l,21600r21600,l21600,xe">
                 <v:stroke joinstyle="miter"/>
@@ -1670,59 +1680,6 @@
     <w:p>
       <w:pPr>
         <w:tabs>
-          <w:tab w:val="left" w:pos="2167"/>
-          <w:tab w:val="left" w:pos="4417"/>
-          <w:tab w:val="left" w:pos="7387"/>
-        </w:tabs>
-        <w:bidi/>
-        <w:spacing w:after="0"/>
-        <w:jc w:val="center"/>
-        <w:rPr>
-          <w:rFonts w:asciiTheme="majorBidi" w:hAnsiTheme="majorBidi" w:cstheme="majorBidi"/>
-          <w:b/>
-          <w:bCs/>
-          <w:sz w:val="24"/>
-          <w:szCs w:val="24"/>
-          <w:u w:val="single"/>
-          <w:rtl/>
-        </w:rPr>
-      </w:pPr>
-      <w:r>
-        <w:rPr>
-          <w:rFonts w:asciiTheme="majorBidi" w:hAnsiTheme="majorBidi" w:cstheme="majorBidi"/>
-          <w:b/>
-          <w:bCs/>
-          <w:u w:val="dotted"/>
-          <w:lang w:bidi="ar-EG"/>
-        </w:rPr>
-        <w:t xml:space="preserve">{{ </w:t>
-      </w:r>
-      <w:proofErr w:type="spellStart"/>
-      <w:r>
-        <w:rPr>
-          <w:rFonts w:asciiTheme="majorBidi" w:hAnsiTheme="majorBidi" w:cstheme="majorBidi"/>
-          <w:b/>
-          <w:bCs/>
-          <w:u w:val="dotted"/>
-          <w:lang w:bidi="ar-EG"/>
-        </w:rPr>
-        <w:t>admin_notes</w:t>
-      </w:r>
-      <w:proofErr w:type="spellEnd"/>
-      <w:r>
-        <w:rPr>
-          <w:rFonts w:asciiTheme="majorBidi" w:hAnsiTheme="majorBidi" w:cstheme="majorBidi"/>
-          <w:b/>
-          <w:bCs/>
-          <w:u w:val="dotted"/>
-          <w:lang w:bidi="ar-EG"/>
-        </w:rPr>
-        <w:t xml:space="preserve"> }}</w:t>
-      </w:r>
-    </w:p>
-    <w:p>
-      <w:pPr>
-        <w:tabs>
           <w:tab w:val="left" w:pos="6397"/>
         </w:tabs>
         <w:bidi/>
@@ -1733,7 +1690,6 @@
           <w:rtl/>
         </w:rPr>
       </w:pPr>
-      <w:proofErr w:type="gramStart"/>
       <w:r>
         <w:rPr>
           <w:rFonts w:ascii="Consolas" w:hAnsi="Consolas"/>
@@ -1753,18 +1709,7 @@
           <w:sz w:val="40"/>
           <w:szCs w:val="40"/>
         </w:rPr>
-        <w:t>decision</w:t>
-      </w:r>
-      <w:proofErr w:type="gramEnd"/>
-      <w:r>
-        <w:rPr>
-          <w:rFonts w:ascii="Consolas" w:hAnsi="Consolas"/>
-          <w:b/>
-          <w:bCs/>
-          <w:sz w:val="40"/>
-          <w:szCs w:val="40"/>
-        </w:rPr>
-        <w:t>_approved</w:t>
+        <w:t>decision_approved</w:t>
       </w:r>
       <w:proofErr w:type="spellEnd"/>
       <w:r>
@@ -1823,7 +1768,6 @@
         </w:rPr>
         <w:tab/>
       </w:r>
-      <w:bookmarkStart w:id="0" w:name="_GoBack"/>
       <w:r>
         <w:rPr>
           <w:rFonts w:ascii="Consolas" w:hAnsi="Consolas"/>
@@ -1856,7 +1800,6 @@
         </w:rPr>
         <w:t xml:space="preserve"> }}</w:t>
       </w:r>
-      <w:bookmarkEnd w:id="0"/>
       <w:r>
         <w:rPr>
           <w:rFonts w:asciiTheme="majorBidi" w:hAnsiTheme="majorBidi" w:cstheme="majorBidi" w:hint="cs"/>
@@ -2122,7 +2065,7 @@
               </wp:anchor>
             </w:drawing>
           </mc:Choice>
-          <mc:Fallback xmlns:w16sdtdh="http://schemas.microsoft.com/office/word/2020/wordml/sdtdatahash" xmlns:w16="http://schemas.microsoft.com/office/word/2018/wordml" xmlns:w16cid="http://schemas.microsoft.com/office/word/2016/wordml/cid" xmlns:w16cex="http://schemas.microsoft.com/office/word/2018/wordml/cex" xmlns:oel="http://schemas.microsoft.com/office/2019/extlst" xmlns:am3d="http://schemas.microsoft.com/office/drawing/2017/model3d" xmlns:aink="http://schemas.microsoft.com/office/drawing/2016/ink" xmlns:cx8="http://schemas.microsoft.com/office/drawing/2016/5/14/chartex" xmlns:cx7="http://schemas.microsoft.com/office/drawing/2016/5/13/chartex" xmlns:cx6="http://schemas.microsoft.com/office/drawing/2016/5/12/chartex" xmlns:cx5="http://schemas.microsoft.com/office/drawing/2016/5/11/chartex" xmlns:cx4="http://schemas.microsoft.com/office/drawing/2016/5/10/chartex" xmlns:cx3="http://schemas.microsoft.com/office/drawing/2016/5/9/chartex" xmlns:cx2="http://schemas.microsoft.com/office/drawing/2015/10/21/chartex" xmlns:cx1="http://schemas.microsoft.com/office/drawing/2015/9/8/chartex">
+          <mc:Fallback xmlns:cx1="http://schemas.microsoft.com/office/drawing/2015/9/8/chartex" xmlns:cx2="http://schemas.microsoft.com/office/drawing/2015/10/21/chartex" xmlns:cx3="http://schemas.microsoft.com/office/drawing/2016/5/9/chartex" xmlns:cx4="http://schemas.microsoft.com/office/drawing/2016/5/10/chartex" xmlns:cx5="http://schemas.microsoft.com/office/drawing/2016/5/11/chartex" xmlns:cx6="http://schemas.microsoft.com/office/drawing/2016/5/12/chartex" xmlns:cx7="http://schemas.microsoft.com/office/drawing/2016/5/13/chartex" xmlns:cx8="http://schemas.microsoft.com/office/drawing/2016/5/14/chartex" xmlns:aink="http://schemas.microsoft.com/office/drawing/2016/ink" xmlns:am3d="http://schemas.microsoft.com/office/drawing/2017/model3d" xmlns:oel="http://schemas.microsoft.com/office/2019/extlst" xmlns:w16cex="http://schemas.microsoft.com/office/word/2018/wordml/cex" xmlns:w16cid="http://schemas.microsoft.com/office/word/2016/wordml/cid" xmlns:w16="http://schemas.microsoft.com/office/word/2018/wordml" xmlns:w16sdtdh="http://schemas.microsoft.com/office/word/2020/wordml/sdtdatahash">
             <w:pict>
               <v:rect w14:anchorId="2BB24320" id="Rectangle 5" o:spid="_x0000_s1027" style="position:absolute;left:0;text-align:left;margin-left:34.5pt;margin-top:145.95pt;width:542.15pt;height:123pt;z-index:251658752;visibility:visible;mso-wrap-style:square;mso-width-percent:0;mso-height-percent:0;mso-wrap-distance-left:9pt;mso-wrap-distance-top:0;mso-wrap-distance-right:9pt;mso-wrap-distance-bottom:0;mso-position-horizontal:absolute;mso-position-horizontal-relative:page;mso-position-vertical:absolute;mso-position-vertical-relative:text;mso-width-percent:0;mso-height-percent:0;mso-width-relative:margin;mso-height-relative:margin;v-text-anchor:middle" o:gfxdata="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" fillcolor="white [3201]" strokecolor="black [3200]" strokeweight="3pt">
                 <v:textbox>
@@ -2645,7 +2588,7 @@
               </wp:anchor>
             </w:drawing>
           </mc:Choice>
-          <mc:Fallback xmlns:w16sdtdh="http://schemas.microsoft.com/office/word/2020/wordml/sdtdatahash" xmlns:w16="http://schemas.microsoft.com/office/word/2018/wordml" xmlns:w16cid="http://schemas.microsoft.com/office/word/2016/wordml/cid" xmlns:w16cex="http://schemas.microsoft.com/office/word/2018/wordml/cex" xmlns:oel="http://schemas.microsoft.com/office/2019/extlst" xmlns:am3d="http://schemas.microsoft.com/office/drawing/2017/model3d" xmlns:aink="http://schemas.microsoft.com/office/drawing/2016/ink" xmlns:cx8="http://schemas.microsoft.com/office/drawing/2016/5/14/chartex" xmlns:cx7="http://schemas.microsoft.com/office/drawing/2016/5/13/chartex" xmlns:cx6="http://schemas.microsoft.com/office/drawing/2016/5/12/chartex" xmlns:cx5="http://schemas.microsoft.com/office/drawing/2016/5/11/chartex" xmlns:cx4="http://schemas.microsoft.com/office/drawing/2016/5/10/chartex" xmlns:cx3="http://schemas.microsoft.com/office/drawing/2016/5/9/chartex" xmlns:cx2="http://schemas.microsoft.com/office/drawing/2015/10/21/chartex" xmlns:cx1="http://schemas.microsoft.com/office/drawing/2015/9/8/chartex">
+          <mc:Fallback xmlns:cx1="http://schemas.microsoft.com/office/drawing/2015/9/8/chartex" xmlns:cx2="http://schemas.microsoft.com/office/drawing/2015/10/21/chartex" xmlns:cx3="http://schemas.microsoft.com/office/drawing/2016/5/9/chartex" xmlns:cx4="http://schemas.microsoft.com/office/drawing/2016/5/10/chartex" xmlns:cx5="http://schemas.microsoft.com/office/drawing/2016/5/11/chartex" xmlns:cx6="http://schemas.microsoft.com/office/drawing/2016/5/12/chartex" xmlns:cx7="http://schemas.microsoft.com/office/drawing/2016/5/13/chartex" xmlns:cx8="http://schemas.microsoft.com/office/drawing/2016/5/14/chartex" xmlns:aink="http://schemas.microsoft.com/office/drawing/2016/ink" xmlns:am3d="http://schemas.microsoft.com/office/drawing/2017/model3d" xmlns:oel="http://schemas.microsoft.com/office/2019/extlst" xmlns:w16cex="http://schemas.microsoft.com/office/word/2018/wordml/cex" xmlns:w16cid="http://schemas.microsoft.com/office/word/2016/wordml/cid" xmlns:w16="http://schemas.microsoft.com/office/word/2018/wordml" xmlns:w16sdtdh="http://schemas.microsoft.com/office/word/2020/wordml/sdtdatahash">
             <w:pict>
               <v:rect w14:anchorId="72658196" id="Rectangle 3" o:spid="_x0000_s1028" style="position:absolute;left:0;text-align:left;margin-left:-57.65pt;margin-top:22.95pt;width:542.15pt;height:115.45pt;z-index:251676672;visibility:visible;mso-wrap-style:square;mso-width-percent:0;mso-height-percent:0;mso-wrap-distance-left:9pt;mso-wrap-distance-top:0;mso-wrap-distance-right:9pt;mso-wrap-distance-bottom:0;mso-position-horizontal:absolute;mso-position-horizontal-relative:margin;mso-position-vertical:absolute;mso-position-vertical-relative:text;mso-width-percent:0;mso-height-percent:0;mso-width-relative:margin;mso-height-relative:margin;v-text-anchor:top" o:gfxdata="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" fillcolor="white [3201]" strokecolor="black [3200]" strokeweight="2.25pt">
                 <v:textbox>
@@ -3188,7 +3131,7 @@
             </wp:anchor>
           </w:drawing>
         </mc:Choice>
-        <mc:Fallback xmlns:w16sdtdh="http://schemas.microsoft.com/office/word/2020/wordml/sdtdatahash" xmlns:w16="http://schemas.microsoft.com/office/word/2018/wordml" xmlns:w16cid="http://schemas.microsoft.com/office/word/2016/wordml/cid" xmlns:w16cex="http://schemas.microsoft.com/office/word/2018/wordml/cex" xmlns:oel="http://schemas.microsoft.com/office/2019/extlst" xmlns:am3d="http://schemas.microsoft.com/office/drawing/2017/model3d" xmlns:aink="http://schemas.microsoft.com/office/drawing/2016/ink" xmlns:cx8="http://schemas.microsoft.com/office/drawing/2016/5/14/chartex" xmlns:cx7="http://schemas.microsoft.com/office/drawing/2016/5/13/chartex" xmlns:cx6="http://schemas.microsoft.com/office/drawing/2016/5/12/chartex" xmlns:cx5="http://schemas.microsoft.com/office/drawing/2016/5/11/chartex" xmlns:cx4="http://schemas.microsoft.com/office/drawing/2016/5/10/chartex" xmlns:cx3="http://schemas.microsoft.com/office/drawing/2016/5/9/chartex" xmlns:cx2="http://schemas.microsoft.com/office/drawing/2015/10/21/chartex" xmlns:cx1="http://schemas.microsoft.com/office/drawing/2015/9/8/chartex">
+        <mc:Fallback xmlns:cx1="http://schemas.microsoft.com/office/drawing/2015/9/8/chartex" xmlns:cx2="http://schemas.microsoft.com/office/drawing/2015/10/21/chartex" xmlns:cx3="http://schemas.microsoft.com/office/drawing/2016/5/9/chartex" xmlns:cx4="http://schemas.microsoft.com/office/drawing/2016/5/10/chartex" xmlns:cx5="http://schemas.microsoft.com/office/drawing/2016/5/11/chartex" xmlns:cx6="http://schemas.microsoft.com/office/drawing/2016/5/12/chartex" xmlns:cx7="http://schemas.microsoft.com/office/drawing/2016/5/13/chartex" xmlns:cx8="http://schemas.microsoft.com/office/drawing/2016/5/14/chartex" xmlns:aink="http://schemas.microsoft.com/office/drawing/2016/ink" xmlns:am3d="http://schemas.microsoft.com/office/drawing/2017/model3d" xmlns:oel="http://schemas.microsoft.com/office/2019/extlst" xmlns:w16cex="http://schemas.microsoft.com/office/word/2018/wordml/cex" xmlns:w16cid="http://schemas.microsoft.com/office/word/2016/wordml/cid" xmlns:w16="http://schemas.microsoft.com/office/word/2018/wordml" xmlns:w16sdtdh="http://schemas.microsoft.com/office/word/2020/wordml/sdtdatahash">
           <w:pict>
             <v:shapetype w14:anchorId="2285CB31" id="_x0000_t202" coordsize="21600,21600" o:spt="202" path="m,l,21600r21600,l21600,xe">
               <v:stroke joinstyle="miter"/>
@@ -3400,7 +3343,7 @@
             </wp:anchor>
           </w:drawing>
         </mc:Choice>
-        <mc:Fallback xmlns:w16sdtdh="http://schemas.microsoft.com/office/word/2020/wordml/sdtdatahash" xmlns:w16="http://schemas.microsoft.com/office/word/2018/wordml" xmlns:w16cid="http://schemas.microsoft.com/office/word/2016/wordml/cid" xmlns:w16cex="http://schemas.microsoft.com/office/word/2018/wordml/cex" xmlns:oel="http://schemas.microsoft.com/office/2019/extlst" xmlns:am3d="http://schemas.microsoft.com/office/drawing/2017/model3d" xmlns:aink="http://schemas.microsoft.com/office/drawing/2016/ink" xmlns:cx8="http://schemas.microsoft.com/office/drawing/2016/5/14/chartex" xmlns:cx7="http://schemas.microsoft.com/office/drawing/2016/5/13/chartex" xmlns:cx6="http://schemas.microsoft.com/office/drawing/2016/5/12/chartex" xmlns:cx5="http://schemas.microsoft.com/office/drawing/2016/5/11/chartex" xmlns:cx4="http://schemas.microsoft.com/office/drawing/2016/5/10/chartex" xmlns:cx3="http://schemas.microsoft.com/office/drawing/2016/5/9/chartex" xmlns:cx2="http://schemas.microsoft.com/office/drawing/2015/10/21/chartex" xmlns:cx1="http://schemas.microsoft.com/office/drawing/2015/9/8/chartex">
+        <mc:Fallback xmlns:cx1="http://schemas.microsoft.com/office/drawing/2015/9/8/chartex" xmlns:cx2="http://schemas.microsoft.com/office/drawing/2015/10/21/chartex" xmlns:cx3="http://schemas.microsoft.com/office/drawing/2016/5/9/chartex" xmlns:cx4="http://schemas.microsoft.com/office/drawing/2016/5/10/chartex" xmlns:cx5="http://schemas.microsoft.com/office/drawing/2016/5/11/chartex" xmlns:cx6="http://schemas.microsoft.com/office/drawing/2016/5/12/chartex" xmlns:cx7="http://schemas.microsoft.com/office/drawing/2016/5/13/chartex" xmlns:cx8="http://schemas.microsoft.com/office/drawing/2016/5/14/chartex" xmlns:aink="http://schemas.microsoft.com/office/drawing/2016/ink" xmlns:am3d="http://schemas.microsoft.com/office/drawing/2017/model3d" xmlns:oel="http://schemas.microsoft.com/office/2019/extlst" xmlns:w16cex="http://schemas.microsoft.com/office/word/2018/wordml/cex" xmlns:w16cid="http://schemas.microsoft.com/office/word/2016/wordml/cid" xmlns:w16="http://schemas.microsoft.com/office/word/2018/wordml" xmlns:w16sdtdh="http://schemas.microsoft.com/office/word/2020/wordml/sdtdatahash">
           <w:pict>
             <v:shape w14:anchorId="4425FDDC" id="Text Box 1" o:spid="_x0000_s1030" type="#_x0000_t202" style="position:absolute;margin-left:379.8pt;margin-top:4.8pt;width:114pt;height:78.6pt;z-index:251657216;visibility:visible;mso-wrap-style:square;mso-wrap-distance-left:9pt;mso-wrap-distance-top:0;mso-wrap-distance-right:9pt;mso-wrap-distance-bottom:0;mso-position-horizontal:absolute;mso-position-horizontal-relative:text;mso-position-vertical:absolute;mso-position-vertical-relative:text;v-text-anchor:top" o:gfxdata="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" fillcolor="white [3201]" stroked="f" strokeweight=".5pt">
               <v:textbox>
@@ -15497,7 +15440,7 @@
 </file>
 
 <file path=customXml/itemProps1.xml><?xml version="1.0" encoding="utf-8"?>
-<ds:datastoreItem xmlns:ds="http://schemas.openxmlformats.org/officeDocument/2006/customXml" ds:itemID="{0D45E4C0-E44C-4FFD-AC7E-3150D8C4FB22}">
+<ds:datastoreItem xmlns:ds="http://schemas.openxmlformats.org/officeDocument/2006/customXml" ds:itemID="{8E3B63DC-14B4-4022-9B59-FA6DF27C588A}">
   <ds:schemaRefs>
     <ds:schemaRef ds:uri="http://schemas.openxmlformats.org/officeDocument/2006/bibliography"/>
   </ds:schemaRefs>
